--- a/doc/软件著作/NetworkSwitch/NetworkSwitch_产品说明书.docx
+++ b/doc/软件著作/NetworkSwitch/NetworkSwitch_产品说明书.docx
@@ -674,8 +674,6 @@
         </w:rPr>
         <w:t>/MAC</w:t>
       </w:r>
-      <w:bookmarkStart w:id="0" w:name="_GoBack"/>
-      <w:bookmarkEnd w:id="0"/>
       <w:r>
         <w:rPr>
           <w:rFonts w:hint="eastAsia"/>
@@ -1226,7 +1224,13 @@
         <w:rPr>
           <w:lang w:eastAsia="zh-CN"/>
         </w:rPr>
-        <w:t>二、软件功能与特色</w:t>
+        <w:t>二、软件</w:t>
+      </w:r>
+      <w:r>
+        <w:rPr>
+          <w:lang w:eastAsia="zh-CN"/>
+        </w:rPr>
+        <w:t>特色</w:t>
       </w:r>
     </w:p>
     <w:p>
@@ -1710,6 +1714,182 @@
         </w:rPr>
         <w:t>Qt 5.14.2 + Visual Studio 2017</w:t>
       </w:r>
+    </w:p>
+    <w:p>
+      <w:pPr>
+        <w:spacing w:after="0" w:line="360" w:lineRule="auto"/>
+        <w:rPr>
+          <w:lang w:eastAsia="zh-CN"/>
+        </w:rPr>
+      </w:pPr>
+      <w:r>
+        <w:rPr>
+          <w:lang w:eastAsia="zh-CN"/>
+        </w:rPr>
+        <w:t>网</w:t>
+      </w:r>
+      <w:r>
+        <w:rPr>
+          <w:rFonts w:ascii="微软雅黑" w:eastAsia="微软雅黑" w:hAnsi="微软雅黑" w:cs="微软雅黑" w:hint="eastAsia"/>
+          <w:lang w:eastAsia="zh-CN"/>
+        </w:rPr>
+        <w:t>络</w:t>
+      </w:r>
+      <w:r>
+        <w:rPr>
+          <w:rFonts w:ascii="MS Gothic" w:eastAsia="MS Gothic" w:hAnsi="MS Gothic" w:cs="MS Gothic" w:hint="eastAsia"/>
+          <w:lang w:eastAsia="zh-CN"/>
+        </w:rPr>
+        <w:t>要求：</w:t>
+      </w:r>
+      <w:r>
+        <w:rPr>
+          <w:lang w:eastAsia="zh-CN"/>
+        </w:rPr>
+        <w:t>本机网卡</w:t>
+      </w:r>
+      <w:r>
+        <w:rPr>
+          <w:rFonts w:hint="eastAsia"/>
+          <w:lang w:eastAsia="zh-CN"/>
+        </w:rPr>
+        <w:t>IP</w:t>
+      </w:r>
+      <w:r>
+        <w:rPr>
+          <w:rFonts w:hint="eastAsia"/>
+          <w:lang w:eastAsia="zh-CN"/>
+        </w:rPr>
+        <w:t>与交</w:t>
+      </w:r>
+      <w:r>
+        <w:rPr>
+          <w:rFonts w:ascii="微软雅黑" w:eastAsia="微软雅黑" w:hAnsi="微软雅黑" w:cs="微软雅黑" w:hint="eastAsia"/>
+          <w:lang w:eastAsia="zh-CN"/>
+        </w:rPr>
+        <w:t>换</w:t>
+      </w:r>
+      <w:r>
+        <w:rPr>
+          <w:rFonts w:ascii="MS Gothic" w:eastAsia="MS Gothic" w:hAnsi="MS Gothic" w:cs="MS Gothic" w:hint="eastAsia"/>
+          <w:lang w:eastAsia="zh-CN"/>
+        </w:rPr>
+        <w:t>机</w:t>
+      </w:r>
+      <w:r>
+        <w:rPr>
+          <w:rFonts w:hint="eastAsia"/>
+          <w:lang w:eastAsia="zh-CN"/>
+        </w:rPr>
+        <w:t>在同一网段（</w:t>
+      </w:r>
+      <w:r>
+        <w:rPr>
+          <w:lang w:eastAsia="zh-CN"/>
+        </w:rPr>
+        <w:t>如交换机</w:t>
+      </w:r>
+      <w:r>
+        <w:rPr>
+          <w:lang w:eastAsia="zh-CN"/>
+        </w:rPr>
+        <w:t>IP</w:t>
+      </w:r>
+      <w:r>
+        <w:rPr>
+          <w:lang w:eastAsia="zh-CN"/>
+        </w:rPr>
+        <w:t>：</w:t>
+      </w:r>
+      <w:r>
+        <w:rPr>
+          <w:rFonts w:hint="eastAsia"/>
+          <w:lang w:eastAsia="zh-CN"/>
+        </w:rPr>
+        <w:t>1</w:t>
+      </w:r>
+      <w:r>
+        <w:rPr>
+          <w:lang w:eastAsia="zh-CN"/>
+        </w:rPr>
+        <w:t>92.168.1.120</w:t>
+      </w:r>
+      <w:r>
+        <w:rPr>
+          <w:lang w:eastAsia="zh-CN"/>
+        </w:rPr>
+        <w:t>，本机配置</w:t>
+      </w:r>
+      <w:r>
+        <w:rPr>
+          <w:lang w:eastAsia="zh-CN"/>
+        </w:rPr>
+        <w:t>IP</w:t>
+      </w:r>
+      <w:r>
+        <w:rPr>
+          <w:lang w:eastAsia="zh-CN"/>
+        </w:rPr>
+        <w:t>：</w:t>
+      </w:r>
+      <w:r>
+        <w:rPr>
+          <w:rFonts w:hint="eastAsia"/>
+          <w:lang w:eastAsia="zh-CN"/>
+        </w:rPr>
+        <w:t>1</w:t>
+      </w:r>
+      <w:r>
+        <w:rPr>
+          <w:lang w:eastAsia="zh-CN"/>
+        </w:rPr>
+        <w:t>92.168.1.50</w:t>
+      </w:r>
+      <w:r>
+        <w:rPr>
+          <w:lang w:eastAsia="zh-CN"/>
+        </w:rPr>
+        <w:t>），并确保可</w:t>
+      </w:r>
+      <w:r>
+        <w:rPr>
+          <w:lang w:eastAsia="zh-CN"/>
+        </w:rPr>
+        <w:t xml:space="preserve"> ping </w:t>
+      </w:r>
+      <w:r>
+        <w:rPr>
+          <w:lang w:eastAsia="zh-CN"/>
+        </w:rPr>
+        <w:t>通</w:t>
+      </w:r>
+      <w:r>
+        <w:rPr>
+          <w:rFonts w:hint="eastAsia"/>
+          <w:lang w:eastAsia="zh-CN"/>
+        </w:rPr>
+        <w:t>交</w:t>
+      </w:r>
+      <w:r>
+        <w:rPr>
+          <w:rFonts w:ascii="微软雅黑" w:eastAsia="微软雅黑" w:hAnsi="微软雅黑" w:cs="微软雅黑" w:hint="eastAsia"/>
+          <w:lang w:eastAsia="zh-CN"/>
+        </w:rPr>
+        <w:t>换</w:t>
+      </w:r>
+      <w:r>
+        <w:rPr>
+          <w:rFonts w:ascii="MS Gothic" w:eastAsia="MS Gothic" w:hAnsi="MS Gothic" w:cs="MS Gothic" w:hint="eastAsia"/>
+          <w:lang w:eastAsia="zh-CN"/>
+        </w:rPr>
+        <w:t>机</w:t>
+      </w:r>
+      <w:r>
+        <w:rPr>
+          <w:lang w:eastAsia="zh-CN"/>
+        </w:rPr>
+        <w:t>。</w:t>
+      </w:r>
       <w:r>
         <w:rPr>
           <w:lang w:eastAsia="zh-CN"/>
@@ -1817,192 +1997,6 @@
           <w:lang w:eastAsia="zh-CN"/>
         </w:rPr>
         <w:t>间</w:t>
-      </w:r>
-      <w:r>
-        <w:rPr>
-          <w:lang w:eastAsia="zh-CN"/>
-        </w:rPr>
-        <w:br/>
-      </w:r>
-      <w:r>
-        <w:rPr>
-          <w:lang w:eastAsia="zh-CN"/>
-        </w:rPr>
-        <w:t>网</w:t>
-      </w:r>
-      <w:r>
-        <w:rPr>
-          <w:rFonts w:ascii="微软雅黑" w:eastAsia="微软雅黑" w:hAnsi="微软雅黑" w:cs="微软雅黑" w:hint="eastAsia"/>
-          <w:lang w:eastAsia="zh-CN"/>
-        </w:rPr>
-        <w:t>络</w:t>
-      </w:r>
-      <w:r>
-        <w:rPr>
-          <w:rFonts w:ascii="MS Gothic" w:eastAsia="MS Gothic" w:hAnsi="MS Gothic" w:cs="MS Gothic" w:hint="eastAsia"/>
-          <w:lang w:eastAsia="zh-CN"/>
-        </w:rPr>
-        <w:t>要求：</w:t>
-      </w:r>
-      <w:r>
-        <w:rPr>
-          <w:lang w:eastAsia="zh-CN"/>
-        </w:rPr>
-        <w:t>本机网卡</w:t>
-      </w:r>
-      <w:r>
-        <w:rPr>
-          <w:rFonts w:hint="eastAsia"/>
-          <w:lang w:eastAsia="zh-CN"/>
-        </w:rPr>
-        <w:t>IP</w:t>
-      </w:r>
-      <w:r>
-        <w:rPr>
-          <w:rFonts w:hint="eastAsia"/>
-          <w:lang w:eastAsia="zh-CN"/>
-        </w:rPr>
-        <w:t>与交</w:t>
-      </w:r>
-      <w:r>
-        <w:rPr>
-          <w:rFonts w:ascii="微软雅黑" w:eastAsia="微软雅黑" w:hAnsi="微软雅黑" w:cs="微软雅黑" w:hint="eastAsia"/>
-          <w:lang w:eastAsia="zh-CN"/>
-        </w:rPr>
-        <w:t>换</w:t>
-      </w:r>
-      <w:r>
-        <w:rPr>
-          <w:rFonts w:ascii="MS Gothic" w:eastAsia="MS Gothic" w:hAnsi="MS Gothic" w:cs="MS Gothic" w:hint="eastAsia"/>
-          <w:lang w:eastAsia="zh-CN"/>
-        </w:rPr>
-        <w:t>机</w:t>
-      </w:r>
-      <w:r>
-        <w:rPr>
-          <w:rFonts w:hint="eastAsia"/>
-          <w:lang w:eastAsia="zh-CN"/>
-        </w:rPr>
-        <w:t>在同一网段（</w:t>
-      </w:r>
-      <w:r>
-        <w:rPr>
-          <w:lang w:eastAsia="zh-CN"/>
-        </w:rPr>
-        <w:t>如交换机</w:t>
-      </w:r>
-      <w:r>
-        <w:rPr>
-          <w:lang w:eastAsia="zh-CN"/>
-        </w:rPr>
-        <w:t>IP</w:t>
-      </w:r>
-      <w:r>
-        <w:rPr>
-          <w:lang w:eastAsia="zh-CN"/>
-        </w:rPr>
-        <w:t>：</w:t>
-      </w:r>
-      <w:r>
-        <w:rPr>
-          <w:rFonts w:hint="eastAsia"/>
-          <w:lang w:eastAsia="zh-CN"/>
-        </w:rPr>
-        <w:t>1</w:t>
-      </w:r>
-      <w:r>
-        <w:rPr>
-          <w:lang w:eastAsia="zh-CN"/>
-        </w:rPr>
-        <w:t>92.168.1.120</w:t>
-      </w:r>
-      <w:r>
-        <w:rPr>
-          <w:lang w:eastAsia="zh-CN"/>
-        </w:rPr>
-        <w:t>，本机配置</w:t>
-      </w:r>
-      <w:r>
-        <w:rPr>
-          <w:lang w:eastAsia="zh-CN"/>
-        </w:rPr>
-        <w:t>IP</w:t>
-      </w:r>
-      <w:r>
-        <w:rPr>
-          <w:lang w:eastAsia="zh-CN"/>
-        </w:rPr>
-        <w:t>：</w:t>
-      </w:r>
-      <w:r>
-        <w:rPr>
-          <w:rFonts w:hint="eastAsia"/>
-          <w:lang w:eastAsia="zh-CN"/>
-        </w:rPr>
-        <w:t>1</w:t>
-      </w:r>
-      <w:r>
-        <w:rPr>
-          <w:lang w:eastAsia="zh-CN"/>
-        </w:rPr>
-        <w:t>92.168.1.50</w:t>
-      </w:r>
-      <w:r>
-        <w:rPr>
-          <w:lang w:eastAsia="zh-CN"/>
-        </w:rPr>
-        <w:t>），</w:t>
-      </w:r>
-      <w:r>
-        <w:rPr>
-          <w:lang w:eastAsia="zh-CN"/>
-        </w:rPr>
-        <w:t>并</w:t>
-      </w:r>
-      <w:r>
-        <w:rPr>
-          <w:lang w:eastAsia="zh-CN"/>
-        </w:rPr>
-        <w:t>确保可</w:t>
-      </w:r>
-      <w:r>
-        <w:rPr>
-          <w:lang w:eastAsia="zh-CN"/>
-        </w:rPr>
-        <w:t xml:space="preserve"> ping </w:t>
-      </w:r>
-      <w:r>
-        <w:rPr>
-          <w:lang w:eastAsia="zh-CN"/>
-        </w:rPr>
-        <w:t>通</w:t>
-      </w:r>
-      <w:r>
-        <w:rPr>
-          <w:rFonts w:hint="eastAsia"/>
-          <w:lang w:eastAsia="zh-CN"/>
-        </w:rPr>
-        <w:t>交</w:t>
-      </w:r>
-      <w:r>
-        <w:rPr>
-          <w:rFonts w:ascii="微软雅黑" w:eastAsia="微软雅黑" w:hAnsi="微软雅黑" w:cs="微软雅黑" w:hint="eastAsia"/>
-          <w:lang w:eastAsia="zh-CN"/>
-        </w:rPr>
-        <w:t>换</w:t>
-      </w:r>
-      <w:r>
-        <w:rPr>
-          <w:rFonts w:ascii="MS Gothic" w:eastAsia="MS Gothic" w:hAnsi="MS Gothic" w:cs="MS Gothic" w:hint="eastAsia"/>
-          <w:lang w:eastAsia="zh-CN"/>
-        </w:rPr>
-        <w:t>机</w:t>
-      </w:r>
-      <w:r>
-        <w:rPr>
-          <w:lang w:eastAsia="zh-CN"/>
-        </w:rPr>
-        <w:t>。</w:t>
       </w:r>
     </w:p>
     <w:p>
@@ -2341,6 +2335,16 @@
           <w:lang w:eastAsia="zh-CN"/>
         </w:rPr>
       </w:pPr>
+      <w:r>
+        <w:rPr>
+          <w:rFonts w:ascii="微软雅黑" w:eastAsia="微软雅黑" w:hAnsi="微软雅黑" w:cs="微软雅黑"/>
+          <w:b/>
+          <w:lang w:eastAsia="zh-CN"/>
+        </w:rPr>
+        <w:t>软件</w:t>
+      </w:r>
+      <w:bookmarkStart w:id="0" w:name="_GoBack"/>
+      <w:bookmarkEnd w:id="0"/>
       <w:r>
         <w:rPr>
           <w:rFonts w:ascii="微软雅黑" w:eastAsia="微软雅黑" w:hAnsi="微软雅黑" w:cs="微软雅黑"/>
@@ -18732,7 +18736,7 @@
 </file>
 
 <file path=customXml/itemProps1.xml><?xml version="1.0" encoding="utf-8"?>
-<ds:datastoreItem xmlns:ds="http://schemas.openxmlformats.org/officeDocument/2006/customXml" ds:itemID="{982632C6-0F42-4502-A9DA-8FC97DB75C07}">
+<ds:datastoreItem xmlns:ds="http://schemas.openxmlformats.org/officeDocument/2006/customXml" ds:itemID="{24C6EFC1-E30C-4437-880C-EBEC90452F2C}">
   <ds:schemaRefs>
     <ds:schemaRef ds:uri="http://schemas.openxmlformats.org/officeDocument/2006/bibliography"/>
   </ds:schemaRefs>

--- a/doc/软件著作/NetworkSwitch/NetworkSwitch_产品说明书.docx
+++ b/doc/软件著作/NetworkSwitch/NetworkSwitch_产品说明书.docx
@@ -2238,7 +2238,19 @@
         <w:rPr>
           <w:lang w:eastAsia="zh-CN"/>
         </w:rPr>
-        <w:t xml:space="preserve"> Switch_LIN.exe</w:t>
+        <w:t xml:space="preserve"> </w:t>
+      </w:r>
+      <w:r>
+        <w:rPr>
+          <w:lang w:eastAsia="zh-CN"/>
+        </w:rPr>
+        <w:t>NetworkSwitch</w:t>
+      </w:r>
+      <w:r>
+        <w:rPr>
+          <w:lang w:eastAsia="zh-CN"/>
+        </w:rPr>
+        <w:t>.exe</w:t>
       </w:r>
       <w:r>
         <w:rPr>
@@ -2343,8 +2355,6 @@
         </w:rPr>
         <w:t>软件</w:t>
       </w:r>
-      <w:bookmarkStart w:id="0" w:name="_GoBack"/>
-      <w:bookmarkEnd w:id="0"/>
       <w:r>
         <w:rPr>
           <w:rFonts w:ascii="微软雅黑" w:eastAsia="微软雅黑" w:hAnsi="微软雅黑" w:cs="微软雅黑"/>
@@ -2679,10 +2689,10 @@
         </w:rPr>
         <w:lastRenderedPageBreak/>
         <w:drawing>
-          <wp:inline distT="0" distB="0" distL="0" distR="0" wp14:anchorId="6760E11B" wp14:editId="38BC10D8">
+          <wp:inline distT="0" distB="0" distL="0" distR="0" wp14:anchorId="68EC2D02" wp14:editId="642C8E72">
             <wp:extent cx="5486400" cy="4857115"/>
             <wp:effectExtent l="0" t="0" r="0" b="635"/>
-            <wp:docPr id="2" name="图片 2"/>
+            <wp:docPr id="3" name="图片 3"/>
             <wp:cNvGraphicFramePr>
               <a:graphicFrameLocks xmlns:a="http://schemas.openxmlformats.org/drawingml/2006/main" noChangeAspect="1"/>
             </wp:cNvGraphicFramePr>
@@ -3900,7 +3910,7 @@
           <w:lang w:eastAsia="zh-CN"/>
         </w:rPr>
       </w:pPr>
-      <w:bookmarkStart w:id="1" w:name="_Toc196723792"/>
+      <w:bookmarkStart w:id="0" w:name="_Toc196723792"/>
       <w:r>
         <w:rPr>
           <w:rFonts w:ascii="微软雅黑" w:eastAsia="微软雅黑" w:hAnsi="微软雅黑" w:cs="微软雅黑" w:hint="eastAsia"/>
@@ -3909,7 +3919,7 @@
         </w:rPr>
         <w:t>设备发现</w:t>
       </w:r>
-      <w:bookmarkEnd w:id="1"/>
+      <w:bookmarkEnd w:id="0"/>
     </w:p>
     <w:p>
       <w:pPr>
@@ -5591,7 +5601,37 @@
           <w:rFonts w:ascii="微软雅黑" w:eastAsia="微软雅黑" w:hAnsi="微软雅黑" w:cs="微软雅黑"/>
           <w:lang w:eastAsia="zh-CN"/>
         </w:rPr>
-        <w:t>： iperf3 -c 192.168.20.11 -u -t 30 -b 500M</w:t>
+        <w:t xml:space="preserve">： iperf3 -c 192.168.20.11 -u -t </w:t>
+      </w:r>
+      <w:r>
+        <w:rPr>
+          <w:rFonts w:ascii="微软雅黑" w:eastAsia="微软雅黑" w:hAnsi="微软雅黑" w:cs="微软雅黑"/>
+          <w:lang w:eastAsia="zh-CN"/>
+        </w:rPr>
+        <w:t>10</w:t>
+      </w:r>
+      <w:r>
+        <w:rPr>
+          <w:rFonts w:ascii="微软雅黑" w:eastAsia="微软雅黑" w:hAnsi="微软雅黑" w:cs="微软雅黑"/>
+          <w:lang w:eastAsia="zh-CN"/>
+        </w:rPr>
+        <w:t xml:space="preserve">0 -b </w:t>
+      </w:r>
+      <w:r>
+        <w:rPr>
+          <w:rFonts w:ascii="微软雅黑" w:eastAsia="微软雅黑" w:hAnsi="微软雅黑" w:cs="微软雅黑"/>
+          <w:lang w:eastAsia="zh-CN"/>
+        </w:rPr>
+        <w:t>75</w:t>
+      </w:r>
+      <w:bookmarkStart w:id="1" w:name="_GoBack"/>
+      <w:bookmarkEnd w:id="1"/>
+      <w:r>
+        <w:rPr>
+          <w:rFonts w:ascii="微软雅黑" w:eastAsia="微软雅黑" w:hAnsi="微软雅黑" w:cs="微软雅黑"/>
+          <w:lang w:eastAsia="zh-CN"/>
+        </w:rPr>
+        <w:t>0M</w:t>
       </w:r>
       <w:r>
         <w:rPr>
@@ -18736,7 +18776,7 @@
 </file>
 
 <file path=customXml/itemProps1.xml><?xml version="1.0" encoding="utf-8"?>
-<ds:datastoreItem xmlns:ds="http://schemas.openxmlformats.org/officeDocument/2006/customXml" ds:itemID="{24C6EFC1-E30C-4437-880C-EBEC90452F2C}">
+<ds:datastoreItem xmlns:ds="http://schemas.openxmlformats.org/officeDocument/2006/customXml" ds:itemID="{8A4CB1F2-45FE-44F4-8BA9-D1C66CA44843}">
   <ds:schemaRefs>
     <ds:schemaRef ds:uri="http://schemas.openxmlformats.org/officeDocument/2006/bibliography"/>
   </ds:schemaRefs>
